--- a/Decoupe/11_Fiche_Chloe.docx
+++ b/Decoupe/11_Fiche_Chloe.docx
@@ -1,11 +1,10 @@
 
 <file path=word/document.xml><?xml version="1.0" encoding="utf-8"?>
-<w:document xmlns:wpc="http://schemas.microsoft.com/office/word/2010/wordprocessingCanvas" xmlns:cx="http://schemas.microsoft.com/office/drawing/2014/chartex" xmlns:mc="http://schemas.openxmlformats.org/markup-compatibility/2006" xmlns:o="urn:schemas-microsoft-com:office:office" xmlns:r="http://schemas.openxmlformats.org/officeDocument/2006/relationships" xmlns:m="http://schemas.openxmlformats.org/officeDocument/2006/math" xmlns:v="urn:schemas-microsoft-com:vml" xmlns:wp14="http://schemas.microsoft.com/office/word/2010/wordprocessingDrawing" xmlns:wp="http://schemas.openxmlformats.org/drawingml/2006/wordprocessingDrawing" xmlns:w10="urn:schemas-microsoft-com:office:word" xmlns:w="http://schemas.openxmlformats.org/wordprocessingml/2006/main" xmlns:w14="http://schemas.microsoft.com/office/word/2010/wordml" xmlns:w15="http://schemas.microsoft.com/office/word/2012/wordml" xmlns:wpg="http://schemas.microsoft.com/office/word/2010/wordprocessingGroup" xmlns:wpi="http://schemas.microsoft.com/office/word/2010/wordprocessingInk" xmlns:wne="http://schemas.microsoft.com/office/word/2006/wordml" xmlns:wps="http://schemas.microsoft.com/office/word/2010/wordprocessingShape" mc:Ignorable="w14 w15 wp14">
+<w:document xmlns:wpc="http://schemas.microsoft.com/office/word/2010/wordprocessingCanvas" xmlns:cx="http://schemas.microsoft.com/office/drawing/2014/chartex" xmlns:cx1="http://schemas.microsoft.com/office/drawing/2015/9/8/chartex" xmlns:cx2="http://schemas.microsoft.com/office/drawing/2015/10/21/chartex" xmlns:cx3="http://schemas.microsoft.com/office/drawing/2016/5/9/chartex" xmlns:cx4="http://schemas.microsoft.com/office/drawing/2016/5/10/chartex" xmlns:cx5="http://schemas.microsoft.com/office/drawing/2016/5/11/chartex" xmlns:cx6="http://schemas.microsoft.com/office/drawing/2016/5/12/chartex" xmlns:cx7="http://schemas.microsoft.com/office/drawing/2016/5/13/chartex" xmlns:cx8="http://schemas.microsoft.com/office/drawing/2016/5/14/chartex" xmlns:mc="http://schemas.openxmlformats.org/markup-compatibility/2006" xmlns:aink="http://schemas.microsoft.com/office/drawing/2016/ink" xmlns:am3d="http://schemas.microsoft.com/office/drawing/2017/model3d" xmlns:o="urn:schemas-microsoft-com:office:office" xmlns:oel="http://schemas.microsoft.com/office/2019/extlst" xmlns:r="http://schemas.openxmlformats.org/officeDocument/2006/relationships" xmlns:m="http://schemas.openxmlformats.org/officeDocument/2006/math" xmlns:v="urn:schemas-microsoft-com:vml" xmlns:wp14="http://schemas.microsoft.com/office/word/2010/wordprocessingDrawing" xmlns:wp="http://schemas.openxmlformats.org/drawingml/2006/wordprocessingDrawing" xmlns:w10="urn:schemas-microsoft-com:office:word" xmlns:w="http://schemas.openxmlformats.org/wordprocessingml/2006/main" xmlns:w14="http://schemas.microsoft.com/office/word/2010/wordml" xmlns:w15="http://schemas.microsoft.com/office/word/2012/wordml" xmlns:w16cex="http://schemas.microsoft.com/office/word/2018/wordml/cex" xmlns:w16cid="http://schemas.microsoft.com/office/word/2016/wordml/cid" xmlns:w16="http://schemas.microsoft.com/office/word/2018/wordml" xmlns:w16sdtdh="http://schemas.microsoft.com/office/word/2020/wordml/sdtdatahash" xmlns:w16se="http://schemas.microsoft.com/office/word/2015/wordml/symex" xmlns:wpg="http://schemas.microsoft.com/office/word/2010/wordprocessingGroup" xmlns:wpi="http://schemas.microsoft.com/office/word/2010/wordprocessingInk" xmlns:wne="http://schemas.microsoft.com/office/word/2006/wordml" xmlns:wps="http://schemas.microsoft.com/office/word/2010/wordprocessingShape" mc:Ignorable="w14 w15 w16se w16cid w16 w16cex w16sdtdh wp14">
   <w:body>
     <w:p>
       <w:pPr>
-        <w:pStyle w:val="Titre1"/>
-        <w:spacing w:before="360" w:after="200"/>
+        <w:spacing w:before="60" w:after="60"/>
         <w:jc w:val="center"/>
       </w:pPr>
       <w:r>
@@ -13,53 +12,15 @@
           <w:b/>
           <w:bCs/>
           <w:color w:val="5D4037"/>
-          <w:sz w:val="40"/>
-          <w:szCs w:val="40"/>
-        </w:rPr>
-        <w:t>Deuxième Livre</w:t>
-      </w:r>
-    </w:p>
-    <w:p>
-      <w:pPr>
-        <w:pStyle w:val="Titre3"/>
-        <w:spacing w:before="200" w:after="100"/>
-      </w:pPr>
-      <w:r>
-        <w:rPr>
-          <w:b/>
-          <w:bCs/>
-          <w:color w:val="795548"/>
-        </w:rPr>
-        <w:t>L’Enquêtrice</w:t>
-      </w:r>
-    </w:p>
-    <w:p>
-      <w:pPr>
-        <w:spacing w:after="120"/>
-        <w:jc w:val="center"/>
-      </w:pPr>
-      <w:r>
-        <w:rPr>
-          <w:color w:val="8D6E63"/>
-        </w:rPr>
-        <w:t>❦ ❦ ❦</w:t>
-      </w:r>
-    </w:p>
-    <w:p>
-      <w:pPr>
-        <w:spacing w:after="120"/>
-        <w:jc w:val="center"/>
-      </w:pPr>
-      <w:r>
-        <w:rPr>
-          <w:color w:val="8D6E63"/>
-        </w:rPr>
-        <w:t>❦ ❦ ❦</w:t>
-      </w:r>
-    </w:p>
-    <w:p>
-      <w:pPr>
-        <w:spacing w:after="60"/>
+          <w:sz w:val="36"/>
+          <w:szCs w:val="36"/>
+        </w:rPr>
+        <w:t>LADY CHLOÉ CHRÉTIEN DES BEUHAIES</w:t>
+      </w:r>
+    </w:p>
+    <w:p>
+      <w:pPr>
+        <w:spacing w:after="200"/>
         <w:jc w:val="center"/>
       </w:pPr>
       <w:r>
@@ -68,37 +29,7 @@
           <w:iCs/>
           <w:color w:val="6D4C41"/>
         </w:rPr>
-        <w:t>FICHE PERSONNAGE</w:t>
-      </w:r>
-    </w:p>
-    <w:p>
-      <w:pPr>
-        <w:spacing w:before="60" w:after="60"/>
-        <w:jc w:val="center"/>
-      </w:pPr>
-      <w:r>
-        <w:rPr>
-          <w:b/>
-          <w:bCs/>
-          <w:color w:val="5D4037"/>
-          <w:sz w:val="36"/>
-          <w:szCs w:val="36"/>
-        </w:rPr>
-        <w:t>LADY CHLOÉ CHRÉTIEN DES BEUHAIES</w:t>
-      </w:r>
-    </w:p>
-    <w:p>
-      <w:pPr>
-        <w:spacing w:after="200"/>
-        <w:jc w:val="center"/>
-      </w:pPr>
-      <w:r>
-        <w:rPr>
-          <w:i/>
-          <w:iCs/>
-          <w:color w:val="6D4C41"/>
-        </w:rPr>
-        <w:t>alias Lady Whistledown — l’enquêtrice</w:t>
+        <w:t>alias Lady Whistledown — la chroniqueuse</w:t>
       </w:r>
     </w:p>
     <w:p>
@@ -118,569 +49,498 @@
     </w:p>
     <w:p>
       <w:pPr>
-        <w:spacing w:before="60" w:after="60" w:line="300" w:lineRule="auto"/>
+        <w:spacing w:before="280" w:after="120"/>
+      </w:pPr>
+      <w:r>
+        <w:rPr>
+          <w:b/>
+          <w:bCs/>
+          <w:color w:val="5D4037"/>
+          <w:sz w:val="26"/>
+          <w:szCs w:val="26"/>
+        </w:rPr>
+        <w:t>Vous êtes Lady Whistledown</w:t>
+      </w:r>
+    </w:p>
+    <w:p>
+      <w:pPr>
+        <w:spacing w:before="60" w:after="60" w:line="320" w:lineRule="auto"/>
         <w:jc w:val="both"/>
       </w:pPr>
       <w:r>
-        <w:t>Le contexte. Samedi 6 juin 2026, anniversaire des 30 ans de Lady Chloé. Vous êtes invité au Domaine des Beuhaies. Lady Chloé est rentrée seule à 18h00 et trouve Lady Léa de Pavy morte dans la dépendance — empoisonnée à la digitaline vers 17h25. Le jeu. Lady Chloé enquête seule pendant 1 heure. Sir Amaury est MJ. Vos observations se livrent en conversation, librement. Vos secrets se gardent — il faut un levier pour qu’ils sortent.</w:t>
-      </w:r>
-    </w:p>
-    <w:p>
-      <w:pPr>
-        <w:spacing w:before="240" w:after="100"/>
+        <w:t>Sous votre nom, le monde vous connaît comme l’épouse de Sir Amaury et la maîtresse de ces murs. Sous votre plume, anonyme, vous êtes la chroniqueuse mondaine la plus crainte de la haute société. Vous savez écouter, recouper, retourner une phrase pour en deviner l’arrière. Vous savez deviner ce qui se cache derrière un sourire trop maîtrisé.</w:t>
+      </w:r>
+    </w:p>
+    <w:p>
+      <w:pPr>
+        <w:spacing w:before="60" w:after="60" w:line="320" w:lineRule="auto"/>
+        <w:jc w:val="both"/>
+      </w:pPr>
+      <w:r>
+        <w:t>C’est précisément pour cela qu’Amaury vous a faite venir.</w:t>
+      </w:r>
+    </w:p>
+    <w:p>
+      <w:pPr>
+        <w:spacing w:before="280" w:after="120"/>
       </w:pPr>
       <w:r>
         <w:rPr>
           <w:b/>
           <w:bCs/>
           <w:color w:val="5D4037"/>
-          <w:sz w:val="24"/>
-          <w:szCs w:val="24"/>
-        </w:rPr>
-        <w:t>❧  VOTRE SITUATION  ❧</w:t>
-      </w:r>
-    </w:p>
-    <w:p>
-      <w:pPr>
-        <w:spacing w:before="60" w:after="60" w:line="300" w:lineRule="auto"/>
+          <w:sz w:val="26"/>
+          <w:szCs w:val="26"/>
+        </w:rPr>
+        <w:t>Les convives autour de vous</w:t>
+      </w:r>
+    </w:p>
+    <w:p>
+      <w:pPr>
+        <w:spacing w:before="60" w:after="60" w:line="320" w:lineRule="auto"/>
         <w:jc w:val="both"/>
       </w:pPr>
       <w:r>
-        <w:t>18h00. Vous rentrez seule du coiffeur. Lady Léa de Pavy a été retrouvée morte dans la dépendance vers 17h25, empoisonnée à la digitaline. Lady Victoria Chevessand a découvert le corps. Vous avez UNE HEURE pour identifier la coupable, avant le dîner.</w:t>
-      </w:r>
-    </w:p>
-    <w:p>
-      <w:pPr>
-        <w:spacing w:before="240" w:after="100"/>
+        <w:t>Sir Amaury vous présentera chacun à votre arrivée, comme à toute soirée mondaine. En voici la liste, dans l’ordre où il les accueillera :</w:t>
+      </w:r>
+    </w:p>
+    <w:p>
+      <w:pPr>
+        <w:spacing w:before="40" w:after="40" w:line="300" w:lineRule="auto"/>
+        <w:ind w:left="360"/>
+      </w:pPr>
+      <w:r>
+        <w:rPr>
+          <w:b/>
+          <w:bCs/>
+        </w:rPr>
+        <w:t>Sir Amaury Chrétien des Beuhaies</w:t>
+      </w:r>
+      <w:r>
+        <w:t xml:space="preserve"> — votre époux, maître du Domaine.</w:t>
+      </w:r>
+    </w:p>
+    <w:p>
+      <w:pPr>
+        <w:spacing w:before="40" w:after="40" w:line="300" w:lineRule="auto"/>
+        <w:ind w:left="360"/>
+      </w:pPr>
+      <w:r>
+        <w:rPr>
+          <w:b/>
+          <w:bCs/>
+        </w:rPr>
+        <w:t>Duc Théodorette de Parisette</w:t>
+      </w:r>
+      <w:r>
+        <w:t xml:space="preserve"> — diplomate, époux d’Amandinette.</w:t>
+      </w:r>
+    </w:p>
+    <w:p>
+      <w:pPr>
+        <w:spacing w:before="40" w:after="40" w:line="300" w:lineRule="auto"/>
+        <w:ind w:left="360"/>
+      </w:pPr>
+      <w:r>
+        <w:rPr>
+          <w:b/>
+          <w:bCs/>
+        </w:rPr>
+        <w:t>Duchesse Amandinette de Parisette</w:t>
+      </w:r>
+      <w:r>
+        <w:t xml:space="preserve"> — duchesse, amie d’enfance de Léa.</w:t>
+      </w:r>
+    </w:p>
+    <w:p>
+      <w:pPr>
+        <w:spacing w:before="40" w:after="40" w:line="300" w:lineRule="auto"/>
+        <w:ind w:left="360"/>
+      </w:pPr>
+      <w:r>
+        <w:rPr>
+          <w:b/>
+          <w:bCs/>
+        </w:rPr>
+        <w:t>Lord Louis-Marc de Riegel</w:t>
+      </w:r>
+      <w:r>
+        <w:t xml:space="preserve"> — médecin de la famille.</w:t>
+      </w:r>
+    </w:p>
+    <w:p>
+      <w:pPr>
+        <w:spacing w:before="40" w:after="40" w:line="300" w:lineRule="auto"/>
+        <w:ind w:left="360"/>
+      </w:pPr>
+      <w:r>
+        <w:rPr>
+          <w:b/>
+          <w:bCs/>
+        </w:rPr>
+        <w:t>Lady Marie de Riegel</w:t>
+      </w:r>
+      <w:r>
+        <w:t xml:space="preserve"> — pianiste, épouse de Louis.</w:t>
+      </w:r>
+    </w:p>
+    <w:p>
+      <w:pPr>
+        <w:spacing w:before="40" w:after="40" w:line="300" w:lineRule="auto"/>
+        <w:ind w:left="360"/>
+      </w:pPr>
+      <w:r>
+        <w:rPr>
+          <w:b/>
+          <w:bCs/>
+        </w:rPr>
+        <w:t>Lord Gautier de Lemoine</w:t>
+      </w:r>
+      <w:r>
+        <w:t xml:space="preserve"> — financier.</w:t>
+      </w:r>
+    </w:p>
+    <w:p>
+      <w:pPr>
+        <w:spacing w:before="40" w:after="40" w:line="300" w:lineRule="auto"/>
+        <w:ind w:left="360"/>
+      </w:pPr>
+      <w:r>
+        <w:rPr>
+          <w:b/>
+          <w:bCs/>
+        </w:rPr>
+        <w:t>Lady Alicia de Lemoine</w:t>
+      </w:r>
+      <w:r>
+        <w:t xml:space="preserve"> — épouse de Gautier.</w:t>
+      </w:r>
+    </w:p>
+    <w:p>
+      <w:pPr>
+        <w:spacing w:before="40" w:after="40" w:line="300" w:lineRule="auto"/>
+        <w:ind w:left="360"/>
+      </w:pPr>
+      <w:r>
+        <w:rPr>
+          <w:b/>
+          <w:bCs/>
+        </w:rPr>
+        <w:t>Lord Nicolas de Picolas</w:t>
+      </w:r>
+      <w:r>
+        <w:t xml:space="preserve"> — polémiste.</w:t>
+      </w:r>
+    </w:p>
+    <w:p>
+      <w:pPr>
+        <w:spacing w:before="40" w:after="40" w:line="300" w:lineRule="auto"/>
+        <w:ind w:left="360"/>
+      </w:pPr>
+      <w:r>
+        <w:rPr>
+          <w:b/>
+          <w:bCs/>
+        </w:rPr>
+        <w:t>Lady Romanette de Burlesque</w:t>
+      </w:r>
+      <w:r>
+        <w:t xml:space="preserve"> — lectrice.</w:t>
+      </w:r>
+    </w:p>
+    <w:p>
+      <w:pPr>
+        <w:spacing w:before="40" w:after="40" w:line="300" w:lineRule="auto"/>
+        <w:ind w:left="360"/>
+      </w:pPr>
+      <w:r>
+        <w:rPr>
+          <w:b/>
+          <w:bCs/>
+        </w:rPr>
+        <w:t>Lady Boulet de Myrtilles</w:t>
+      </w:r>
+      <w:r>
+        <w:t xml:space="preserve"> — généalogiste amateur, mémoire prodigieuse.</w:t>
+      </w:r>
+    </w:p>
+    <w:p>
+      <w:pPr>
+        <w:spacing w:before="40" w:after="40" w:line="300" w:lineRule="auto"/>
+        <w:ind w:left="360"/>
+      </w:pPr>
+      <w:r>
+        <w:rPr>
+          <w:b/>
+          <w:bCs/>
+        </w:rPr>
+        <w:t>Sir Tatoine de Crevonville</w:t>
+      </w:r>
+      <w:r>
+        <w:t xml:space="preserve"> — diplomate, ami du Duc.</w:t>
+      </w:r>
+    </w:p>
+    <w:p>
+      <w:pPr>
+        <w:spacing w:before="40" w:after="40" w:line="300" w:lineRule="auto"/>
+        <w:ind w:left="360"/>
+      </w:pPr>
+      <w:r>
+        <w:rPr>
+          <w:b/>
+          <w:bCs/>
+        </w:rPr>
+        <w:t>Lady Cloé Fischer de Crevonville</w:t>
+      </w:r>
+      <w:r>
+        <w:t xml:space="preserve"> — son épouse, surnommée Clochette.</w:t>
+      </w:r>
+    </w:p>
+    <w:p>
+      <w:pPr>
+        <w:spacing w:before="40" w:after="40" w:line="300" w:lineRule="auto"/>
+        <w:ind w:left="360"/>
+      </w:pPr>
+      <w:r>
+        <w:rPr>
+          <w:b/>
+          <w:bCs/>
+        </w:rPr>
+        <w:t>Lady Victoria Chevessand</w:t>
+      </w:r>
+      <w:r>
+        <w:t xml:space="preserve"> — votre amie de toujours, qui a découvert le corps.</w:t>
+      </w:r>
+    </w:p>
+    <w:p>
+      <w:pPr>
+        <w:spacing w:before="280" w:after="120"/>
       </w:pPr>
       <w:r>
         <w:rPr>
           <w:b/>
           <w:bCs/>
           <w:color w:val="5D4037"/>
-          <w:sz w:val="24"/>
-          <w:szCs w:val="24"/>
-        </w:rPr>
-        <w:t>❧  VOTRE RÔLE  ❧</w:t>
-      </w:r>
-    </w:p>
-    <w:p>
-      <w:pPr>
-        <w:spacing w:before="60" w:after="60" w:line="300" w:lineRule="auto"/>
+          <w:sz w:val="26"/>
+          <w:szCs w:val="26"/>
+        </w:rPr>
+        <w:t>Comment les faire parler</w:t>
+      </w:r>
+    </w:p>
+    <w:p>
+      <w:pPr>
+        <w:spacing w:before="60" w:after="60" w:line="320" w:lineRule="auto"/>
         <w:jc w:val="both"/>
       </w:pPr>
       <w:r>
-        <w:t>Vous êtes l’unique enquêtrice. Sir Amaury, votre mari, arbitre la soirée comme maître de maison et vous oriente discrètement quand vous bloquez.</w:t>
-      </w:r>
-    </w:p>
-    <w:p>
-      <w:pPr>
-        <w:spacing w:before="60" w:after="60" w:line="300" w:lineRule="auto"/>
+        <w:t>Les observations qu’ils ont faites cet après-midi sortent assez facilement, pour peu que vous posiez la bonne question au bon moment. Demandez-leur ce qu’ils ont vu, qui ils ont croisé, où ils étaient à telle heure. Chacun a observé quelque chose.</w:t>
+      </w:r>
+    </w:p>
+    <w:p>
+      <w:pPr>
+        <w:spacing w:before="60" w:after="60" w:line="320" w:lineRule="auto"/>
         <w:jc w:val="both"/>
       </w:pPr>
       <w:r>
-        <w:t>Aucun domestique n’est interrogeable (tous congédiés pour la soirée). Les douze convives autour de vous sont vos seules sources.</w:t>
-      </w:r>
-    </w:p>
-    <w:p>
-      <w:pPr>
-        <w:spacing w:before="60" w:after="60" w:line="300" w:lineRule="auto"/>
+        <w:t xml:space="preserve">Leurs </w:t>
+      </w:r>
+      <w:r>
+        <w:rPr>
+          <w:b/>
+          <w:bCs/>
+        </w:rPr>
+        <w:t>secrets</w:t>
+      </w:r>
+      <w:r>
+        <w:t>, eux, se gardent. Pour qu’un convive avoue ce qui le compromet, il vous faut un levier : un indice physique, une contradiction dans son alibi, un témoignage croisé. Présentez-lui calmement ce que vous savez, et ses lèvres s’ouvriront. Une confidence en ouvre une autre. C’est ainsi qu’on remonte les fils.</w:t>
+      </w:r>
+    </w:p>
+    <w:p>
+      <w:pPr>
+        <w:spacing w:before="60" w:after="60" w:line="320" w:lineRule="auto"/>
         <w:jc w:val="both"/>
       </w:pPr>
       <w:r>
-        <w:t>Vous êtes Lady Whistledown — chroniqueuse mondaine masquée. La révélation finale est votre moment de bravoure.</w:t>
-      </w:r>
-    </w:p>
-    <w:p>
-      <w:pPr>
-        <w:spacing w:before="240" w:after="100"/>
+        <w:t>Aucun domestique n’est interrogeable — tous congédiés pour la soirée. Les douze convives autour de vous sont vos seules sources.</w:t>
+      </w:r>
+    </w:p>
+    <w:p>
+      <w:pPr>
+        <w:spacing w:before="280" w:after="120"/>
       </w:pPr>
       <w:r>
         <w:rPr>
           <w:b/>
           <w:bCs/>
           <w:color w:val="5D4037"/>
-          <w:sz w:val="24"/>
-          <w:szCs w:val="24"/>
-        </w:rPr>
-        <w:t>❧  VOTRE ARME : LES INFORMATIONS COMPROMETTANTES  ❧</w:t>
-      </w:r>
-    </w:p>
-    <w:p>
-      <w:pPr>
-        <w:spacing w:before="60" w:after="60" w:line="300" w:lineRule="auto"/>
+          <w:sz w:val="26"/>
+          <w:szCs w:val="26"/>
+        </w:rPr>
+        <w:t>Votre carnet</w:t>
+      </w:r>
+    </w:p>
+    <w:p>
+      <w:pPr>
+        <w:spacing w:before="60" w:after="60" w:line="320" w:lineRule="auto"/>
         <w:jc w:val="both"/>
       </w:pPr>
       <w:r>
-        <w:t>Vous n’avez aucune autorité officielle. Mais chaque fois que vous apprenez quelque chose qu’un convive voudrait cacher, vous pouvez le lui présenter — calmement, sans menacer — pour obtenir une nouvelle information en échange. C’est ainsi que les suspects « craquent ».</w:t>
-      </w:r>
-    </w:p>
-    <w:p>
-      <w:pPr>
-        <w:spacing w:before="60" w:after="60" w:line="300" w:lineRule="auto"/>
+        <w:t>Sir Amaury vous a fait préparer un carnet et un crayon. Tenez-le ouvert sur la table tout au long de la soirée. Notez ce que chacun vous dit, ce qu’il cache, ce qui ne colle pas. Organisez-le comme bon vous semble — par convive, par heure, par lieu. C’est votre arme la plus précieuse.</w:t>
+      </w:r>
+    </w:p>
+    <w:p>
+      <w:pPr>
+        <w:spacing w:before="280" w:after="120"/>
+      </w:pPr>
+      <w:r>
+        <w:rPr>
+          <w:b/>
+          <w:bCs/>
+          <w:color w:val="5D4037"/>
+          <w:sz w:val="26"/>
+          <w:szCs w:val="26"/>
+        </w:rPr>
+        <w:t>Le Domaine</w:t>
+      </w:r>
+    </w:p>
+    <w:p>
+      <w:pPr>
+        <w:spacing w:before="60" w:after="60" w:line="320" w:lineRule="auto"/>
         <w:jc w:val="both"/>
       </w:pPr>
       <w:r>
-        <w:t xml:space="preserve">Les observations sortent </w:t>
-      </w:r>
-      <w:r>
-        <w:rPr>
-          <w:b/>
-          <w:bCs/>
-        </w:rPr>
-        <w:t>facilement</w:t>
-      </w:r>
-      <w:r>
-        <w:t xml:space="preserve"> : posez la bonne question au bon moment, chacun a vu quelque chose et le partagera librement.</w:t>
-      </w:r>
-    </w:p>
-    <w:p>
-      <w:pPr>
-        <w:spacing w:before="60" w:after="60" w:line="300" w:lineRule="auto"/>
+        <w:t xml:space="preserve">Amaury a fait fermer toutes les pièces avant votre arrivée — pour préserver les preuves, et empêcher quiconque de les altérer pendant qu’on vous attendait. À votre retour, seuls </w:t>
+      </w:r>
+      <w:r>
+        <w:rPr>
+          <w:b/>
+          <w:bCs/>
+        </w:rPr>
+        <w:t>le jardin et le potager</w:t>
+      </w:r>
+      <w:r>
+        <w:t xml:space="preserve"> vous sont accessibles. Il vous ouvrira les autres pièces une à une, à mesure que votre enquête l’exigera.</w:t>
+      </w:r>
+    </w:p>
+    <w:p>
+      <w:pPr>
+        <w:spacing w:before="60" w:after="60" w:line="320" w:lineRule="auto"/>
         <w:jc w:val="both"/>
       </w:pPr>
       <w:r>
-        <w:t xml:space="preserve">Les secrets personnels se </w:t>
-      </w:r>
-      <w:r>
-        <w:rPr>
-          <w:b/>
-          <w:bCs/>
-        </w:rPr>
-        <w:t>gardent</w:t>
-      </w:r>
-      <w:r>
-        <w:t>. Pour qu’un convive avoue son secret intime, il vous faut un LEVIER : un indice physique trouvé, une contradiction dans son alibi, le témoignage croisé d’un autre convive.</w:t>
-      </w:r>
-    </w:p>
-    <w:p>
-      <w:pPr>
-        <w:spacing w:before="60" w:after="60" w:line="300" w:lineRule="auto"/>
+        <w:t>Une porte refusée n’est jamais un caprice de votre mari : c’est un appel à creuser ailleurs avant.</w:t>
+      </w:r>
+    </w:p>
+    <w:p>
+      <w:r>
+        <w:br w:type="page"/>
+      </w:r>
+    </w:p>
+    <w:p>
+      <w:pPr>
+        <w:spacing w:before="280" w:after="120"/>
+      </w:pPr>
+      <w:r>
+        <w:rPr>
+          <w:b/>
+          <w:bCs/>
+          <w:color w:val="5D4037"/>
+          <w:sz w:val="26"/>
+          <w:szCs w:val="26"/>
+        </w:rPr>
+        <w:t>Plan du Domaine</w:t>
+      </w:r>
+    </w:p>
+    <w:p>
+      <w:pPr>
+        <w:spacing w:before="60" w:after="60" w:line="320" w:lineRule="auto"/>
         <w:jc w:val="both"/>
       </w:pPr>
       <w:r>
-        <w:t>Stratégie : glanez d’abord les observations, puis utilisez-les pour craquer les secrets — qui à leur tour deviennent des leviers pour d’autres secrets. C’est une chaîne.</w:t>
-      </w:r>
-    </w:p>
-    <w:p>
-      <w:pPr>
-        <w:spacing w:before="240" w:after="100"/>
+        <w:rPr>
+          <w:i/>
+          <w:iCs/>
+        </w:rPr>
+        <w:t>Dressé par Amaury à votre intention.</w:t>
+      </w:r>
+    </w:p>
+    <w:p>
+      <w:pPr>
+        <w:spacing w:before="200" w:after="200"/>
+        <w:jc w:val="center"/>
+      </w:pPr>
+      <w:r>
+        <w:drawing>
+          <wp:inline xmlns:wp="http://schemas.openxmlformats.org/drawingml/2006/wordprocessingDrawing" distT="0" distB="0" distL="0" distR="0">
+            <wp:extent cx="4572000" cy="7459578"/>
+            <wp:effectExtent l="0" t="0" r="0" b="0"/>
+            <wp:docPr id="100" name="Plan du Domaine"/>
+            <wp:cNvGraphicFramePr>
+              <a:graphicFrameLocks xmlns:a="http://schemas.openxmlformats.org/drawingml/2006/main" noChangeAspect="1"/>
+            </wp:cNvGraphicFramePr>
+            <a:graphic xmlns:a="http://schemas.openxmlformats.org/drawingml/2006/main">
+              <a:graphicData uri="http://schemas.openxmlformats.org/drawingml/2006/picture">
+                <pic:pic xmlns:pic="http://schemas.openxmlformats.org/drawingml/2006/picture">
+                  <pic:nvPicPr>
+                    <pic:cNvPr id="100" name="Plan"/>
+                    <pic:cNvPicPr/>
+                  </pic:nvPicPr>
+                  <pic:blipFill>
+                    <a:blip r:embed="rIdPlanChloe"/>
+                    <a:stretch>
+                      <a:fillRect/>
+                    </a:stretch>
+                  </pic:blipFill>
+                  <pic:spPr>
+                    <a:xfrm>
+                      <a:off x="0" y="0"/>
+                      <a:ext cx="4572000" cy="7459578"/>
+                    </a:xfrm>
+                    <a:prstGeom prst="rect">
+                      <a:avLst/>
+                    </a:prstGeom>
+                  </pic:spPr>
+                </pic:pic>
+              </a:graphicData>
+            </a:graphic>
+          </wp:inline>
+        </w:drawing>
+      </w:r>
+    </w:p>
+    <w:p>
+      <w:pPr>
+        <w:spacing w:before="280" w:after="120"/>
       </w:pPr>
       <w:r>
         <w:rPr>
           <w:b/>
           <w:bCs/>
           <w:color w:val="5D4037"/>
-          <w:sz w:val="24"/>
-          <w:szCs w:val="24"/>
-        </w:rPr>
-        <w:t>❧  VOTRE CARNET D’ENQUÊTE  ❧</w:t>
-      </w:r>
-    </w:p>
-    <w:p>
-      <w:pPr>
-        <w:spacing w:before="60" w:after="60" w:line="300" w:lineRule="auto"/>
+          <w:sz w:val="26"/>
+          <w:szCs w:val="26"/>
+        </w:rPr>
+        <w:t>La révélation</w:t>
+      </w:r>
+    </w:p>
+    <w:p>
+      <w:pPr>
+        <w:spacing w:before="60" w:after="60" w:line="320" w:lineRule="auto"/>
         <w:jc w:val="both"/>
       </w:pPr>
       <w:r>
-        <w:t>Vous disposez d’un véritable carnet (fourni avec un crayon) pour consigner ce que vous observez, ce que chacun cache, et ce que vous pouvez confronter. Tenez-le ouvert sur la table — c’est votre arme la plus précieuse. Organisez-le comme vous voulez : par convive, par lieu, par horaire. Personne ne le lira à votre place.</w:t>
-      </w:r>
-    </w:p>
-    <w:p>
-      <w:pPr>
-        <w:spacing w:before="240" w:after="100"/>
-      </w:pPr>
-      <w:r>
-        <w:rPr>
-          <w:b/>
-          <w:bCs/>
-          <w:color w:val="5D4037"/>
-          <w:sz w:val="24"/>
-          <w:szCs w:val="24"/>
-        </w:rPr>
-        <w:t>❧  VOS PREMIÈRES MINUTES  ❧</w:t>
-      </w:r>
-    </w:p>
-    <w:p>
-      <w:pPr>
-        <w:spacing w:before="60" w:after="60" w:line="300" w:lineRule="auto"/>
-        <w:jc w:val="both"/>
-      </w:pPr>
-      <w:r>
-        <w:t>Faites confirmer la mort par Lord Louis-Marc de Riegel, médecin. Demandez-lui quelle substance, quelle dose, et surtout combien de temps elle met à agir.</w:t>
-      </w:r>
-    </w:p>
-    <w:p>
-      <w:pPr>
-        <w:spacing w:before="60" w:after="60" w:line="300" w:lineRule="auto"/>
-        <w:jc w:val="both"/>
-      </w:pPr>
-      <w:r>
-        <w:t>Faites raconter la découverte du corps par Lady Victoria Chevessand.</w:t>
-      </w:r>
-    </w:p>
-    <w:p>
-      <w:pPr>
-        <w:spacing w:before="60" w:after="60" w:line="300" w:lineRule="auto"/>
-        <w:jc w:val="both"/>
-      </w:pPr>
-      <w:r>
-        <w:t>Sir Amaury vous présentera les convives un par un, dans l’ordre où il les a accueillis. Chacun se lèvera, dira sa phrase de présentation en quelques secondes, se rassiéra. Laissez-le mener ce moment — c’est un rituel mondain, pas un interrogatoire.</w:t>
-      </w:r>
-    </w:p>
-    <w:p>
-      <w:pPr>
-        <w:spacing w:before="60" w:after="60" w:line="300" w:lineRule="auto"/>
-        <w:jc w:val="both"/>
-      </w:pPr>
-      <w:r>
-        <w:t>Demandez ensuite à chacun ce qu’il a vu cet après-midi. Récoltez les fils.</w:t>
-      </w:r>
-    </w:p>
-    <w:p>
-      <w:pPr>
-        <w:spacing w:before="60" w:after="60" w:line="300" w:lineRule="auto"/>
-        <w:jc w:val="both"/>
-      </w:pPr>
-      <w:r>
-        <w:t>Sir Amaury vous indiquera quand il sera temps de quitter le jardin et le potager.</w:t>
-      </w:r>
-    </w:p>
-    <w:p>
-      <w:pPr>
-        <w:spacing w:before="240" w:after="100"/>
-      </w:pPr>
-      <w:r>
-        <w:rPr>
-          <w:b/>
-          <w:bCs/>
-          <w:color w:val="5D4037"/>
-          <w:sz w:val="24"/>
-          <w:szCs w:val="24"/>
-        </w:rPr>
-        <w:t>❧  L’ENQUÊTE — STRUCTURE EN QUATRE ACTES  ❧</w:t>
-      </w:r>
-    </w:p>
-    <w:p>
-      <w:pPr>
-        <w:spacing w:before="60" w:after="60" w:line="300" w:lineRule="auto"/>
-        <w:jc w:val="both"/>
-      </w:pPr>
-      <w:r>
-        <w:t>Sir Amaury vous indiquera quand passer d’un acte au suivant en ouvrant les lieux concernés. Vous ne pouvez pas explorer un lieu avant qu’il ne soit ouvert. À chaque acte, fouillez le lieu, écoutez ce que chacun y a observé, confrontez ce que vous trouvez aux alibis. Une confession en libère une autre.</w:t>
-      </w:r>
-    </w:p>
-    <w:p>
-      <w:pPr>
-        <w:spacing w:before="60" w:after="60" w:line="300" w:lineRule="auto"/>
-        <w:jc w:val="both"/>
-      </w:pPr>
-      <w:r>
-        <w:rPr>
-          <w:b/>
-          <w:bCs/>
-        </w:rPr>
-        <w:t>Acte I — Le jardin et le potager</w:t>
-      </w:r>
-      <w:r>
-        <w:t xml:space="preserve"> (les deux extérieurs sont accessibles dès votre arrivée).</w:t>
-      </w:r>
-    </w:p>
-    <w:p>
-      <w:pPr>
-        <w:spacing w:before="60" w:after="60" w:line="300" w:lineRule="auto"/>
-        <w:jc w:val="both"/>
-      </w:pPr>
-      <w:r>
-        <w:rPr>
-          <w:b/>
-          <w:bCs/>
-        </w:rPr>
-        <w:t>Acte II — Le bar et le salon du bar</w:t>
-      </w:r>
-      <w:r>
-        <w:t>.</w:t>
-      </w:r>
-    </w:p>
-    <w:p>
-      <w:pPr>
-        <w:spacing w:before="60" w:after="60" w:line="300" w:lineRule="auto"/>
-        <w:jc w:val="both"/>
-      </w:pPr>
-      <w:r>
-        <w:rPr>
-          <w:b/>
-          <w:bCs/>
-        </w:rPr>
-        <w:t>Acte III — La maison : couloir intérieur, chambres, placards</w:t>
-      </w:r>
-      <w:r>
-        <w:t>.</w:t>
-      </w:r>
-    </w:p>
-    <w:p>
-      <w:pPr>
-        <w:spacing w:before="60" w:after="60" w:line="300" w:lineRule="auto"/>
-        <w:jc w:val="both"/>
-      </w:pPr>
-      <w:r>
-        <w:rPr>
-          <w:b/>
-          <w:bCs/>
-        </w:rPr>
-        <w:t>Acte IV — La dépendance</w:t>
-      </w:r>
-      <w:r>
-        <w:t>, ouverte uniquement quand vous aurez récupéré la clef.</w:t>
-      </w:r>
-    </w:p>
-    <w:p>
-      <w:pPr>
-        <w:spacing w:before="240" w:after="100"/>
-      </w:pPr>
-      <w:r>
-        <w:rPr>
-          <w:b/>
-          <w:bCs/>
-          <w:color w:val="5D4037"/>
-          <w:sz w:val="24"/>
-          <w:szCs w:val="24"/>
-        </w:rPr>
-        <w:t>❧  À QUI PARLER PRIORITAIREMENT  ❧</w:t>
-      </w:r>
-    </w:p>
-    <w:p>
-      <w:pPr>
-        <w:spacing w:before="60" w:after="60" w:line="300" w:lineRule="auto"/>
-        <w:jc w:val="both"/>
-      </w:pPr>
-      <w:r>
-        <w:rPr>
-          <w:b/>
-          <w:bCs/>
-        </w:rPr>
-        <w:t>Lady Victoria Chevessand</w:t>
-      </w:r>
-      <w:r>
-        <w:t xml:space="preserve"> : votre amie de toujours. Elle a découvert le corps. Mondaine et observatrice, elle vous parlera librement. Elle a vu énormément aujourd’hui.</w:t>
-      </w:r>
-    </w:p>
-    <w:p>
-      <w:pPr>
-        <w:spacing w:before="60" w:after="60" w:line="300" w:lineRule="auto"/>
-        <w:jc w:val="both"/>
-      </w:pPr>
-      <w:r>
-        <w:rPr>
-          <w:b/>
-          <w:bCs/>
-        </w:rPr>
-        <w:t>Sir Tatoine de Crevonville</w:t>
-      </w:r>
-      <w:r>
-        <w:t xml:space="preserve"> : diplomate. A passé une partie de l’après-midi au jardin. Parle volontiers.</w:t>
-      </w:r>
-    </w:p>
-    <w:p>
-      <w:pPr>
-        <w:spacing w:before="60" w:after="60" w:line="300" w:lineRule="auto"/>
-        <w:jc w:val="both"/>
-      </w:pPr>
-      <w:r>
-        <w:rPr>
-          <w:b/>
-          <w:bCs/>
-        </w:rPr>
-        <w:t>Lady Romanette de Burlesque</w:t>
-      </w:r>
-      <w:r>
-        <w:t xml:space="preserve"> : lectrice près du piano. Témoignages clefs sur les passages dans le couloir.</w:t>
-      </w:r>
-    </w:p>
-    <w:p>
-      <w:pPr>
-        <w:spacing w:before="60" w:after="60" w:line="300" w:lineRule="auto"/>
-        <w:jc w:val="both"/>
-      </w:pPr>
-      <w:r>
-        <w:rPr>
-          <w:b/>
-          <w:bCs/>
-        </w:rPr>
-        <w:t>Lady Boulet de Myrtilles</w:t>
-      </w:r>
-      <w:r>
-        <w:t xml:space="preserve"> : discrète, observe énormément. Hésite à parler. Insistez doucement.</w:t>
-      </w:r>
-    </w:p>
-    <w:p>
-      <w:pPr>
-        <w:spacing w:before="60" w:after="60" w:line="300" w:lineRule="auto"/>
-        <w:jc w:val="both"/>
-      </w:pPr>
-      <w:r>
-        <w:rPr>
-          <w:b/>
-          <w:bCs/>
-        </w:rPr>
-        <w:t>Lady Cloé Fischer de Crevonville</w:t>
-      </w:r>
-      <w:r>
-        <w:t xml:space="preserve"> : était au bar avec vue sur le jardin. Garde certaines observations pour plus tard, il faudra l’interroger précisément.</w:t>
-      </w:r>
-    </w:p>
-    <w:p>
-      <w:pPr>
-        <w:spacing w:before="60" w:after="60" w:line="300" w:lineRule="auto"/>
-        <w:jc w:val="both"/>
-      </w:pPr>
-      <w:r>
-        <w:rPr>
-          <w:b/>
-          <w:bCs/>
-        </w:rPr>
-        <w:t>Lord Louis-Marc de Riegel</w:t>
-      </w:r>
-      <w:r>
-        <w:t xml:space="preserve"> : médecin. Vous éclairera sur la cause du décès — et peut-être sur d’autres choses, sous pression.</w:t>
-      </w:r>
-    </w:p>
-    <w:p>
-      <w:pPr>
-        <w:spacing w:before="60" w:after="60" w:line="300" w:lineRule="auto"/>
-        <w:jc w:val="both"/>
-      </w:pPr>
-      <w:r>
-        <w:rPr>
-          <w:b/>
-          <w:bCs/>
-        </w:rPr>
-        <w:t>Lady Marie de Riegel</w:t>
-      </w:r>
-      <w:r>
-        <w:t xml:space="preserve"> et </w:t>
-      </w:r>
-      <w:r>
-        <w:rPr>
-          <w:b/>
-          <w:bCs/>
-        </w:rPr>
-        <w:t>Lady Alicia de Lemoine</w:t>
-      </w:r>
-      <w:r>
-        <w:t xml:space="preserve"> : étaient au piano. Toutes deux ont peut-être aperçu quelque chose.</w:t>
-      </w:r>
-    </w:p>
-    <w:p>
-      <w:pPr>
-        <w:spacing w:before="240" w:after="100"/>
-      </w:pPr>
-      <w:r>
-        <w:rPr>
-          <w:b/>
-          <w:bCs/>
-          <w:color w:val="5D4037"/>
-          <w:sz w:val="24"/>
-          <w:szCs w:val="24"/>
-        </w:rPr>
-        <w:t>❧  OÙ CHERCHER DES INDICES  ❧</w:t>
-      </w:r>
-    </w:p>
-    <w:p>
-      <w:pPr>
-        <w:spacing w:before="60" w:after="60" w:line="300" w:lineRule="auto"/>
-        <w:jc w:val="both"/>
-      </w:pPr>
-      <w:r>
-        <w:t>Chaque acte ouvre un environnement où des indices vous attendent. À vous de les trouver et de comprendre ce qu’ils signifient.</w:t>
-      </w:r>
-    </w:p>
-    <w:p>
-      <w:pPr>
-        <w:spacing w:before="60" w:after="60" w:line="300" w:lineRule="auto"/>
-        <w:jc w:val="both"/>
-      </w:pPr>
-      <w:r>
-        <w:rPr>
-          <w:b/>
-          <w:bCs/>
-        </w:rPr>
-        <w:t>Acte I (jardin + potager)</w:t>
-      </w:r>
-      <w:r>
-        <w:t xml:space="preserve"> : le banc, là où quelqu’un a fumé. Le barbecue. La malle de rotin dans le jardin. Le potager où Léa avait coutume de se promener.</w:t>
-      </w:r>
-    </w:p>
-    <w:p>
-      <w:pPr>
-        <w:spacing w:before="60" w:after="60" w:line="300" w:lineRule="auto"/>
-        <w:jc w:val="both"/>
-      </w:pPr>
-      <w:r>
-        <w:rPr>
-          <w:b/>
-          <w:bCs/>
-        </w:rPr>
-        <w:t>Acte II (bar et salon du bar)</w:t>
-      </w:r>
-      <w:r>
-        <w:t xml:space="preserve"> : les manteaux des invités sur les tabourets. La flûte de Léa, restée sur le buffet du salon. Le tiroir du buffet du bar (qui contenait la clef de la dépendance).</w:t>
-      </w:r>
-    </w:p>
-    <w:p>
-      <w:pPr>
-        <w:spacing w:before="60" w:after="60" w:line="300" w:lineRule="auto"/>
-        <w:jc w:val="both"/>
-      </w:pPr>
-      <w:r>
-        <w:rPr>
-          <w:b/>
-          <w:bCs/>
-        </w:rPr>
-        <w:t>Acte III (la maison)</w:t>
-      </w:r>
-      <w:r>
-        <w:t xml:space="preserve"> : le couloir intérieur — le placard, le porte-manteau. Les chambres si nécessaire.</w:t>
-      </w:r>
-    </w:p>
-    <w:p>
-      <w:pPr>
-        <w:spacing w:before="60" w:after="60" w:line="300" w:lineRule="auto"/>
-        <w:jc w:val="both"/>
-      </w:pPr>
-      <w:r>
-        <w:rPr>
-          <w:b/>
-          <w:bCs/>
-        </w:rPr>
-        <w:t>Acte IV (dépendance)</w:t>
-      </w:r>
-      <w:r>
-        <w:t xml:space="preserve"> : trouvez d’abord la clef. Puis fouillez l’atelier de Léa, les papiers qu’elle gardait là-bas, et retournez au jardin pour la malle.</w:t>
-      </w:r>
-    </w:p>
-    <w:p>
-      <w:pPr>
-        <w:spacing w:before="240" w:after="100"/>
-      </w:pPr>
-      <w:r>
-        <w:rPr>
-          <w:b/>
-          <w:bCs/>
-          <w:color w:val="5D4037"/>
-          <w:sz w:val="24"/>
-          <w:szCs w:val="24"/>
-        </w:rPr>
-        <w:t>❧  LA RÉVÉLATION FINALE  ❧</w:t>
-      </w:r>
-    </w:p>
-    <w:p>
-      <w:pPr>
-        <w:spacing w:before="60" w:after="60" w:line="300" w:lineRule="auto"/>
-        <w:jc w:val="both"/>
-      </w:pPr>
-      <w:r>
-        <w:t>Quand vous aurez identifié la coupable et trouvé la preuve qui confond, à vous de la confronter publiquement. Vous pouvez improviser une tirade dans le ton de votre plume mondaine — Sir Amaury vous laissera la parole pour ce moment. Aucun script ne vous est imposé : c’est votre soirée, c’est votre voix.</w:t>
+        <w:t>Quand vous aurez identifié la coupable et tenu la preuve qui confond, à vous de la confronter publiquement. Improvisez la tirade qui vous ressemble, dans le ton de votre plume. Amaury vous laissera la parole, et le salon se taira. C’est votre soirée. C’est votre voix.</w:t>
+      </w:r>
+    </w:p>
+    <w:p>
+      <w:pPr>
+        <w:spacing w:before="180" w:after="180"/>
+        <w:jc w:val="center"/>
+      </w:pPr>
+      <w:r>
+        <w:rPr>
+          <w:color w:val="8D6E63"/>
+        </w:rPr>
+        <w:t>❦ ❦ ❦</w:t>
       </w:r>
     </w:p>
     <w:sectPr>

--- a/Decoupe/11_Fiche_Chloe.docx
+++ b/Decoupe/11_Fiche_Chloe.docx
@@ -1,6 +1,6 @@
 
 <file path=word/document.xml><?xml version="1.0" encoding="utf-8"?>
-<w:document xmlns:wpc="http://schemas.microsoft.com/office/word/2010/wordprocessingCanvas" xmlns:cx="http://schemas.microsoft.com/office/drawing/2014/chartex" xmlns:cx1="http://schemas.microsoft.com/office/drawing/2015/9/8/chartex" xmlns:cx2="http://schemas.microsoft.com/office/drawing/2015/10/21/chartex" xmlns:cx3="http://schemas.microsoft.com/office/drawing/2016/5/9/chartex" xmlns:cx4="http://schemas.microsoft.com/office/drawing/2016/5/10/chartex" xmlns:cx5="http://schemas.microsoft.com/office/drawing/2016/5/11/chartex" xmlns:cx6="http://schemas.microsoft.com/office/drawing/2016/5/12/chartex" xmlns:cx7="http://schemas.microsoft.com/office/drawing/2016/5/13/chartex" xmlns:cx8="http://schemas.microsoft.com/office/drawing/2016/5/14/chartex" xmlns:mc="http://schemas.openxmlformats.org/markup-compatibility/2006" xmlns:aink="http://schemas.microsoft.com/office/drawing/2016/ink" xmlns:am3d="http://schemas.microsoft.com/office/drawing/2017/model3d" xmlns:o="urn:schemas-microsoft-com:office:office" xmlns:oel="http://schemas.microsoft.com/office/2019/extlst" xmlns:r="http://schemas.openxmlformats.org/officeDocument/2006/relationships" xmlns:m="http://schemas.openxmlformats.org/officeDocument/2006/math" xmlns:v="urn:schemas-microsoft-com:vml" xmlns:wp14="http://schemas.microsoft.com/office/word/2010/wordprocessingDrawing" xmlns:wp="http://schemas.openxmlformats.org/drawingml/2006/wordprocessingDrawing" xmlns:w10="urn:schemas-microsoft-com:office:word" xmlns:w="http://schemas.openxmlformats.org/wordprocessingml/2006/main" xmlns:w14="http://schemas.microsoft.com/office/word/2010/wordml" xmlns:w15="http://schemas.microsoft.com/office/word/2012/wordml" xmlns:w16cex="http://schemas.microsoft.com/office/word/2018/wordml/cex" xmlns:w16cid="http://schemas.microsoft.com/office/word/2016/wordml/cid" xmlns:w16="http://schemas.microsoft.com/office/word/2018/wordml" xmlns:w16sdtdh="http://schemas.microsoft.com/office/word/2020/wordml/sdtdatahash" xmlns:w16se="http://schemas.microsoft.com/office/word/2015/wordml/symex" xmlns:wpg="http://schemas.microsoft.com/office/word/2010/wordprocessingGroup" xmlns:wpi="http://schemas.microsoft.com/office/word/2010/wordprocessingInk" xmlns:wne="http://schemas.microsoft.com/office/word/2006/wordml" xmlns:wps="http://schemas.microsoft.com/office/word/2010/wordprocessingShape" mc:Ignorable="w14 w15 w16se w16cid w16 w16cex w16sdtdh wp14">
+<w:document xmlns:ns1="http://schemas.openxmlformats.org/markup-compatibility/2006" xmlns:ns2="http://schemas.openxmlformats.org/drawingml/2006/wordprocessingDrawing" xmlns:ns3="http://schemas.openxmlformats.org/drawingml/2006/main" xmlns:ns4="http://schemas.openxmlformats.org/drawingml/2006/picture" xmlns:ns5="http://schemas.openxmlformats.org/officeDocument/2006/relationships" xmlns:w="http://schemas.openxmlformats.org/wordprocessingml/2006/main" ns1:Ignorable="w14 w15 w16se w16cid w16 w16cex w16sdtdh wp14">
   <w:body>
     <w:p>
       <w:pPr>
@@ -226,10 +226,10 @@
           <w:b/>
           <w:bCs/>
         </w:rPr>
-        <w:t>Lord Nicolas de Picolas</w:t>
-      </w:r>
-      <w:r>
-        <w:t xml:space="preserve"> — polémiste.</w:t>
+        <w:t xml:space="preserve">Monsieur Baptiste André — caricaturiste, secrètement « M. Plumeau ».</w:t>
+      </w:r>
+      <w:r>
+        <w:t xml:space="preserve"/>
       </w:r>
     </w:p>
     <w:p>
@@ -242,10 +242,10 @@
           <w:b/>
           <w:bCs/>
         </w:rPr>
-        <w:t>Lady Romanette de Burlesque</w:t>
-      </w:r>
-      <w:r>
-        <w:t xml:space="preserve"> — lectrice.</w:t>
+        <w:t xml:space="preserve">Maître Emilien Collin-Stanislas — notaire de la famille.</w:t>
+      </w:r>
+      <w:r>
+        <w:t xml:space="preserve"/>
       </w:r>
     </w:p>
     <w:p>
@@ -258,10 +258,10 @@
           <w:b/>
           <w:bCs/>
         </w:rPr>
-        <w:t>Lady Boulet de Myrtilles</w:t>
-      </w:r>
-      <w:r>
-        <w:t xml:space="preserve"> — généalogiste amateur, mémoire prodigieuse.</w:t>
+        <w:t xml:space="preserve">Mademoiselle Maëlys Bouchard — demoiselle, votre jeune protégée.</w:t>
+      </w:r>
+      <w:r>
+        <w:t xml:space="preserve"/>
       </w:r>
     </w:p>
     <w:p>
@@ -274,10 +274,10 @@
           <w:b/>
           <w:bCs/>
         </w:rPr>
-        <w:t>Sir Tatoine de Crevonville</w:t>
-      </w:r>
-      <w:r>
-        <w:t xml:space="preserve"> — diplomate, ami du Duc.</w:t>
+        <w:t>Lady Boulet de Myrtilles</w:t>
+      </w:r>
+      <w:r>
+        <w:t xml:space="preserve"> — généalogiste amateur, mémoire prodigieuse.</w:t>
       </w:r>
     </w:p>
     <w:p>
@@ -290,10 +290,42 @@
           <w:b/>
           <w:bCs/>
         </w:rPr>
+        <w:t>Sir Tatoine de Crevonville</w:t>
+      </w:r>
+      <w:r>
+        <w:t xml:space="preserve"> — diplomate, ami du Duc.</w:t>
+      </w:r>
+    </w:p>
+    <w:p>
+      <w:pPr>
+        <w:spacing w:before="40" w:after="40" w:line="300" w:lineRule="auto"/>
+        <w:ind w:left="360"/>
+      </w:pPr>
+      <w:r>
+        <w:rPr>
+          <w:b/>
+          <w:bCs/>
+        </w:rPr>
         <w:t>Lady Cloé Fischer de Crevonville</w:t>
       </w:r>
       <w:r>
         <w:t xml:space="preserve"> — son épouse, surnommée Clochette.</w:t>
+      </w:r>
+    </w:p>
+    <w:p>
+      <w:pPr>
+        <w:spacing w:before="40" w:after="40" w:line="300" w:lineRule="auto"/>
+        <w:ind w:left="360"/>
+      </w:pPr>
+      <w:r>
+        <w:rPr>
+          <w:b/>
+          <w:bCs/>
+        </w:rPr>
+        <w:t xml:space="preserve">Mademoiselle Lisa Lepra — cantatrice, ancienne muse de Léa.</w:t>
+      </w:r>
+      <w:r>
+        <w:t xml:space="preserve"/>
       </w:r>
     </w:p>
     <w:p>
@@ -361,7 +393,7 @@
         <w:jc w:val="both"/>
       </w:pPr>
       <w:r>
-        <w:t>Aucun domestique n’est interrogeable — tous congédiés pour la soirée. Les douze convives autour de vous sont vos seules sources.</w:t>
+        <w:t xml:space="preserve">Aucun domestique n’est interrogeable — tous congédiés pour la soirée. Les quatorze convives autour de vous sont vos seules sources.</w:t>
       </w:r>
     </w:p>
     <w:p>
@@ -471,39 +503,39 @@
       </w:pPr>
       <w:r>
         <w:drawing>
-          <wp:inline xmlns:wp="http://schemas.openxmlformats.org/drawingml/2006/wordprocessingDrawing" distT="0" distB="0" distL="0" distR="0">
-            <wp:extent cx="4572000" cy="7459578"/>
-            <wp:effectExtent l="0" t="0" r="0" b="0"/>
-            <wp:docPr id="100" name="Plan du Domaine"/>
-            <wp:cNvGraphicFramePr>
-              <a:graphicFrameLocks xmlns:a="http://schemas.openxmlformats.org/drawingml/2006/main" noChangeAspect="1"/>
-            </wp:cNvGraphicFramePr>
-            <a:graphic xmlns:a="http://schemas.openxmlformats.org/drawingml/2006/main">
-              <a:graphicData uri="http://schemas.openxmlformats.org/drawingml/2006/picture">
-                <pic:pic xmlns:pic="http://schemas.openxmlformats.org/drawingml/2006/picture">
-                  <pic:nvPicPr>
-                    <pic:cNvPr id="100" name="Plan"/>
-                    <pic:cNvPicPr/>
-                  </pic:nvPicPr>
-                  <pic:blipFill>
-                    <a:blip r:embed="rIdPlanChloe"/>
-                    <a:stretch>
-                      <a:fillRect/>
-                    </a:stretch>
-                  </pic:blipFill>
-                  <pic:spPr>
-                    <a:xfrm>
-                      <a:off x="0" y="0"/>
-                      <a:ext cx="4572000" cy="7459578"/>
-                    </a:xfrm>
-                    <a:prstGeom prst="rect">
-                      <a:avLst/>
-                    </a:prstGeom>
-                  </pic:spPr>
-                </pic:pic>
-              </a:graphicData>
-            </a:graphic>
-          </wp:inline>
+          <ns2:inline distT="0" distB="0" distL="0" distR="0">
+            <ns2:extent cx="4572000" cy="7459578"/>
+            <ns2:effectExtent l="0" t="0" r="0" b="0"/>
+            <ns2:docPr id="100" name="Plan du Domaine"/>
+            <ns2:cNvGraphicFramePr>
+              <ns3:graphicFrameLocks noChangeAspect="1"/>
+            </ns2:cNvGraphicFramePr>
+            <ns3:graphic>
+              <ns3:graphicData uri="http://schemas.openxmlformats.org/drawingml/2006/picture">
+                <ns4:pic>
+                  <ns4:nvPicPr>
+                    <ns4:cNvPr id="100" name="Plan"/>
+                    <ns4:cNvPicPr/>
+                  </ns4:nvPicPr>
+                  <ns4:blipFill>
+                    <ns3:blip ns5:embed="rIdPlanChloe"/>
+                    <ns3:stretch>
+                      <ns3:fillRect/>
+                    </ns3:stretch>
+                  </ns4:blipFill>
+                  <ns4:spPr>
+                    <ns3:xfrm>
+                      <ns3:off x="0" y="0"/>
+                      <ns3:ext cx="4572000" cy="7459578"/>
+                    </ns3:xfrm>
+                    <ns3:prstGeom prst="rect">
+                      <ns3:avLst/>
+                    </ns3:prstGeom>
+                  </ns4:spPr>
+                </ns4:pic>
+              </ns3:graphicData>
+            </ns3:graphic>
+          </ns2:inline>
         </w:drawing>
       </w:r>
     </w:p>

--- a/Decoupe/11_Fiche_Chloe.docx
+++ b/Decoupe/11_Fiche_Chloe.docx
@@ -242,7 +242,7 @@
           <w:b/>
           <w:bCs/>
         </w:rPr>
-        <w:t xml:space="preserve">Maître Emilien Collin-Stanislas — notaire de la famille.</w:t>
+        <w:t xml:space="preserve">Mademoiselle Maëlys Bouchard — demoiselle, votre jeune protégée.</w:t>
       </w:r>
       <w:r>
         <w:t xml:space="preserve"/>
@@ -258,10 +258,10 @@
           <w:b/>
           <w:bCs/>
         </w:rPr>
-        <w:t xml:space="preserve">Mademoiselle Maëlys Bouchard — demoiselle, votre jeune protégée.</w:t>
-      </w:r>
-      <w:r>
-        <w:t xml:space="preserve"/>
+        <w:t>Lady Boulet de Myrtilles</w:t>
+      </w:r>
+      <w:r>
+        <w:t xml:space="preserve"> — généalogiste amateur, mémoire prodigieuse.</w:t>
       </w:r>
     </w:p>
     <w:p>
@@ -274,10 +274,10 @@
           <w:b/>
           <w:bCs/>
         </w:rPr>
-        <w:t>Lady Boulet de Myrtilles</w:t>
-      </w:r>
-      <w:r>
-        <w:t xml:space="preserve"> — généalogiste amateur, mémoire prodigieuse.</w:t>
+        <w:t>Sir Tatoine de Crevonville</w:t>
+      </w:r>
+      <w:r>
+        <w:t xml:space="preserve"> — diplomate, ami du Duc.</w:t>
       </w:r>
     </w:p>
     <w:p>
@@ -290,10 +290,10 @@
           <w:b/>
           <w:bCs/>
         </w:rPr>
-        <w:t>Sir Tatoine de Crevonville</w:t>
-      </w:r>
-      <w:r>
-        <w:t xml:space="preserve"> — diplomate, ami du Duc.</w:t>
+        <w:t>Lady Cloé Fischer de Crevonville</w:t>
+      </w:r>
+      <w:r>
+        <w:t xml:space="preserve"> — son épouse, surnommée Clochette.</w:t>
       </w:r>
     </w:p>
     <w:p>
@@ -306,10 +306,10 @@
           <w:b/>
           <w:bCs/>
         </w:rPr>
-        <w:t>Lady Cloé Fischer de Crevonville</w:t>
-      </w:r>
-      <w:r>
-        <w:t xml:space="preserve"> — son épouse, surnommée Clochette.</w:t>
+        <w:t xml:space="preserve">Mademoiselle Lisa Lepra — cantatrice, ancienne muse de Léa.</w:t>
+      </w:r>
+      <w:r>
+        <w:t xml:space="preserve"/>
       </w:r>
     </w:p>
     <w:p>
@@ -322,7 +322,23 @@
           <w:b/>
           <w:bCs/>
         </w:rPr>
-        <w:t xml:space="preserve">Mademoiselle Lisa Lepra — cantatrice, ancienne muse de Léa.</w:t>
+        <w:t xml:space="preserve">Comte Lorenzo Pariset — amateur d’art italien, mari de Lola.</w:t>
+      </w:r>
+      <w:r>
+        <w:t xml:space="preserve"/>
+      </w:r>
+    </w:p>
+    <w:p>
+      <w:pPr>
+        <w:spacing w:before="40" w:after="40" w:line="300" w:lineRule="auto"/>
+        <w:ind w:left="360"/>
+      </w:pPr>
+      <w:r>
+        <w:rPr>
+          <w:b/>
+          <w:bCs/>
+        </w:rPr>
+        <w:t xml:space="preserve">Comtesse Lola Pariset, née Bastien — héritière française, épouse de Lorenzo.</w:t>
       </w:r>
       <w:r>
         <w:t xml:space="preserve"/>

--- a/Decoupe/11_Fiche_Chloe.docx
+++ b/Decoupe/11_Fiche_Chloe.docx
@@ -49,6 +49,36 @@
     </w:p>
     <w:p>
       <w:pPr>
+        <w:spacing w:before="80" w:after="200" w:line="300" w:lineRule="auto"/>
+        <w:ind w:left="720" w:right="720"/>
+        <w:jc w:val="center"/>
+      </w:pPr>
+      <w:r>
+        <w:rPr>
+          <w:i/>
+          <w:iCs/>
+          <w:color w:val="5D4037"/>
+        </w:rPr>
+        <w:t xml:space="preserve">Ce qui s’est passé</w:t>
+      </w:r>
+    </w:p>
+    <w:p>
+      <w:pPr>
+        <w:spacing w:before="80" w:after="200" w:line="300" w:lineRule="auto"/>
+        <w:ind w:left="720" w:right="720"/>
+        <w:jc w:val="center"/>
+      </w:pPr>
+      <w:r>
+        <w:rPr>
+          <w:i/>
+          <w:iCs/>
+          <w:color w:val="5D4037"/>
+        </w:rPr>
+        <w:t xml:space="preserve">Samedi 6 juin 1925, vous fêtez vos trente ans. Vous avez quitté le Domaine en fin de matinée pour quelques courses. Quand vous rentrez à 18h00, Lady Victoria vous accueille en larmes : Lady Léa de Pavy a été trouvée morte dans la dépendance. Lord Louis-Marc, médecin, a confirmé l’empoisonnement à la digitaline — mort vers 17h25. La gendarmerie ne sera prévenue qu’à l’aube. Vous avez une heure pour démêler les fils.</w:t>
+      </w:r>
+    </w:p>
+    <w:p>
+      <w:pPr>
         <w:spacing w:before="280" w:after="120"/>
       </w:pPr>
       <w:r>
@@ -409,7 +439,25 @@
         <w:jc w:val="both"/>
       </w:pPr>
       <w:r>
-        <w:t xml:space="preserve">Aucun domestique n’est interrogeable — tous congédiés pour la soirée. Les quatorze convives autour de vous sont vos seules sources.</w:t>
+        <w:t xml:space="preserve">Aucun domestique n’est interrogeable — tous congédiés pour la soirée. Les quinze convives autour de vous (Sir Amaury reste en retrait — il vous ouvre les pièces mais ne témoigne pas) sont vos seules sources.</w:t>
+      </w:r>
+    </w:p>
+    <w:p>
+      <w:pPr>
+        <w:spacing w:before="60" w:after="60" w:line="320" w:lineRule="auto"/>
+        <w:jc w:val="both"/>
+      </w:pPr>
+      <w:r>
+        <w:t xml:space="preserve">Deux questions à ne pas oublier</w:t>
+      </w:r>
+    </w:p>
+    <w:p>
+      <w:pPr>
+        <w:spacing w:before="60" w:after="60" w:line="320" w:lineRule="auto"/>
+        <w:jc w:val="both"/>
+      </w:pPr>
+      <w:r>
+        <w:t xml:space="preserve">Quel que soit le convive interrogé, deux questions vous serviront partout : « Connaissiez-vous bien Léa ? » — pour mesurer la distance que chacun met avec la victime, et y entendre ce qui sonne faux ; et « Avez-vous remarqué quelque chose d’étrange peu avant sa mort ? » — pour faire surface les petites observations qui, mises bout à bout, dessinent un trajet. Posez-les tôt. Vous y reviendrez en fin d’enquête, quand les contradictions auront poussé.</w:t>
       </w:r>
     </w:p>
     <w:p>
@@ -438,6 +486,24 @@
     </w:p>
     <w:p>
       <w:pPr>
+        <w:spacing w:before="60" w:after="60" w:line="320" w:lineRule="auto"/>
+        <w:jc w:val="both"/>
+      </w:pPr>
+      <w:r>
+        <w:t xml:space="preserve">L’app du Domaine (option)</w:t>
+      </w:r>
+    </w:p>
+    <w:p>
+      <w:pPr>
+        <w:spacing w:before="60" w:after="60" w:line="320" w:lineRule="auto"/>
+        <w:jc w:val="both"/>
+      </w:pPr>
+      <w:r>
+        <w:t xml:space="preserve">Si Sir Amaury vous met devant un écran : c’est l’app du Domaine. Vous y retrouverez la liste des convives à interroger, votre carnet automatique, le plan du Domaine (bouton 🗺️), et — au pied du coffret — un cadenas à composer. L’app ne remplace pas votre flair : elle le suit.</w:t>
+      </w:r>
+    </w:p>
+    <w:p>
+      <w:pPr>
         <w:spacing w:before="280" w:after="120"/>
       </w:pPr>
       <w:r>
@@ -480,6 +546,24 @@
       </w:r>
     </w:p>
     <w:p>
+      <w:pPr>
+        <w:spacing w:before="60" w:after="60" w:line="320" w:lineRule="auto"/>
+        <w:jc w:val="both"/>
+      </w:pPr>
+      <w:r>
+        <w:t xml:space="preserve">Le déroulé : quatre actes</w:t>
+      </w:r>
+    </w:p>
+    <w:p>
+      <w:pPr>
+        <w:spacing w:before="60" w:after="60" w:line="320" w:lineRule="auto"/>
+        <w:jc w:val="both"/>
+      </w:pPr>
+      <w:r>
+        <w:t xml:space="preserve">Sir Amaury vous ouvrira les pièces une à une, à mesure que vos questions le justifient — Acte I : le jardin et le potager (tout commence dehors) ; Acte II : le bar et le salon (où le toast a eu lieu et où les manteaux pendent encore sur les tabourets) ; Acte III : le couloir intérieur, les chambres, le placard ; Acte IV : la dépendance — l’atelier où Léa écrivait, où on l’a retrouvée. Si une porte ne s’ouvre pas, c’est qu’il vous reste à interroger ailleurs avant.</w:t>
+      </w:r>
+    </w:p>
+    <w:p>
       <w:r>
         <w:br w:type="page"/>
       </w:r>
@@ -510,6 +594,32 @@
           <w:iCs/>
         </w:rPr>
         <w:t>Dressé par Amaury à votre intention.</w:t>
+      </w:r>
+    </w:p>
+    <w:p>
+      <w:pPr>
+        <w:spacing w:before="60" w:after="60" w:line="320" w:lineRule="auto"/>
+        <w:jc w:val="both"/>
+      </w:pPr>
+      <w:r>
+        <w:rPr>
+          <w:i/>
+          <w:iCs/>
+        </w:rPr>
+        <w:t xml:space="preserve">Le coffret final</w:t>
+      </w:r>
+    </w:p>
+    <w:p>
+      <w:pPr>
+        <w:spacing w:before="60" w:after="60" w:line="320" w:lineRule="auto"/>
+        <w:jc w:val="both"/>
+      </w:pPr>
+      <w:r>
+        <w:rPr>
+          <w:i/>
+          <w:iCs/>
+        </w:rPr>
+        <w:t xml:space="preserve">Dans le jardin, sous la malle de rotin, Léa a glissé une boîte fermée par un cadenas à trois chiffres. Elle préparait son départ — ce qu’elle a laissé là est essentiel. Le code change chaque jour ; il dérive du carnet personnel de Léa, conservé dans son atelier. Une grille de chiffrement y figure, ainsi qu’un journal de bord poétique daté. Liez la grille à l’entrée du jour, et le coffret cèdera. Ce qu’il contient ouvrira tout le reste.</w:t>
       </w:r>
     </w:p>
     <w:p>

--- a/Decoupe/11_Fiche_Chloe.docx
+++ b/Decoupe/11_Fiche_Chloe.docx
@@ -74,7 +74,7 @@
           <w:iCs/>
           <w:color w:val="5D4037"/>
         </w:rPr>
-        <w:t xml:space="preserve">Samedi 6 juin 1925, vous fêtez vos trente ans. Vous avez quitté le Domaine en fin de matinée pour quelques courses. Quand vous rentrez à 18h00, Lady Victoria vous accueille en larmes : Lady Léa de Pavy a été trouvée morte dans la dépendance. Lord Louis-Marc, médecin, a confirmé l’empoisonnement à la digitaline — mort vers 17h25. La gendarmerie ne sera prévenue qu’à l’aube. Vous avez une heure pour démêler les fils.</w:t>
+        <w:t xml:space="preserve">Samedi 6 juin 1925, vous fêtez vos trente ans. Vous avez quitté le Domaine en fin de matinée pour quelques courses. Quand vous rentrez à 18h00, Lady Victoria vous accueille en larmes : Lady Léa de Pavy a été trouvée morte dans la dépendance. Lord Louis-Marc, médecin, est sur place — il vous expliquera ce qu’il a constaté. La gendarmerie ne sera prévenue qu’à l’aube. Vous avez une heure.</w:t>
       </w:r>
     </w:p>
     <w:p>
@@ -444,24 +444,6 @@
     </w:p>
     <w:p>
       <w:pPr>
-        <w:spacing w:before="60" w:after="60" w:line="320" w:lineRule="auto"/>
-        <w:jc w:val="both"/>
-      </w:pPr>
-      <w:r>
-        <w:t xml:space="preserve">Deux questions à ne pas oublier</w:t>
-      </w:r>
-    </w:p>
-    <w:p>
-      <w:pPr>
-        <w:spacing w:before="60" w:after="60" w:line="320" w:lineRule="auto"/>
-        <w:jc w:val="both"/>
-      </w:pPr>
-      <w:r>
-        <w:t xml:space="preserve">Quel que soit le convive interrogé, deux questions vous serviront partout : « Connaissiez-vous bien Léa ? » — pour mesurer la distance que chacun met avec la victime, et y entendre ce qui sonne faux ; et « Avez-vous remarqué quelque chose d’étrange peu avant sa mort ? » — pour faire surface les petites observations qui, mises bout à bout, dessinent un trajet. Posez-les tôt. Vous y reviendrez en fin d’enquête, quand les contradictions auront poussé.</w:t>
-      </w:r>
-    </w:p>
-    <w:p>
-      <w:pPr>
         <w:spacing w:before="280" w:after="120"/>
       </w:pPr>
       <w:r>
@@ -499,7 +481,7 @@
         <w:jc w:val="both"/>
       </w:pPr>
       <w:r>
-        <w:t xml:space="preserve">Si Sir Amaury vous met devant un écran : c’est l’app du Domaine. Vous y retrouverez la liste des convives à interroger, votre carnet automatique, le plan du Domaine (bouton 🗺️), et — au pied du coffret — un cadenas à composer. L’app ne remplace pas votre flair : elle le suit.</w:t>
+        <w:t xml:space="preserve">Si Sir Amaury vous met devant un écran : c’est l’app du Domaine. Carnet automatique, liste des convives à interroger, plan du Domaine consultable (bouton 🗺️). Le reste suivra ce que vous trouverez.</w:t>
       </w:r>
     </w:p>
     <w:p>
@@ -546,24 +528,6 @@
       </w:r>
     </w:p>
     <w:p>
-      <w:pPr>
-        <w:spacing w:before="60" w:after="60" w:line="320" w:lineRule="auto"/>
-        <w:jc w:val="both"/>
-      </w:pPr>
-      <w:r>
-        <w:t xml:space="preserve">Le déroulé : quatre actes</w:t>
-      </w:r>
-    </w:p>
-    <w:p>
-      <w:pPr>
-        <w:spacing w:before="60" w:after="60" w:line="320" w:lineRule="auto"/>
-        <w:jc w:val="both"/>
-      </w:pPr>
-      <w:r>
-        <w:t xml:space="preserve">Sir Amaury vous ouvrira les pièces une à une, à mesure que vos questions le justifient — Acte I : le jardin et le potager (tout commence dehors) ; Acte II : le bar et le salon (où le toast a eu lieu et où les manteaux pendent encore sur les tabourets) ; Acte III : le couloir intérieur, les chambres, le placard ; Acte IV : la dépendance — l’atelier où Léa écrivait, où on l’a retrouvée. Si une porte ne s’ouvre pas, c’est qu’il vous reste à interroger ailleurs avant.</w:t>
-      </w:r>
-    </w:p>
-    <w:p>
       <w:r>
         <w:br w:type="page"/>
       </w:r>
@@ -594,32 +558,6 @@
           <w:iCs/>
         </w:rPr>
         <w:t>Dressé par Amaury à votre intention.</w:t>
-      </w:r>
-    </w:p>
-    <w:p>
-      <w:pPr>
-        <w:spacing w:before="60" w:after="60" w:line="320" w:lineRule="auto"/>
-        <w:jc w:val="both"/>
-      </w:pPr>
-      <w:r>
-        <w:rPr>
-          <w:i/>
-          <w:iCs/>
-        </w:rPr>
-        <w:t xml:space="preserve">Le coffret final</w:t>
-      </w:r>
-    </w:p>
-    <w:p>
-      <w:pPr>
-        <w:spacing w:before="60" w:after="60" w:line="320" w:lineRule="auto"/>
-        <w:jc w:val="both"/>
-      </w:pPr>
-      <w:r>
-        <w:rPr>
-          <w:i/>
-          <w:iCs/>
-        </w:rPr>
-        <w:t xml:space="preserve">Dans le jardin, sous la malle de rotin, Léa a glissé une boîte fermée par un cadenas à trois chiffres. Elle préparait son départ — ce qu’elle a laissé là est essentiel. Le code change chaque jour ; il dérive du carnet personnel de Léa, conservé dans son atelier. Une grille de chiffrement y figure, ainsi qu’un journal de bord poétique daté. Liez la grille à l’entrée du jour, et le coffret cèdera. Ce qu’il contient ouvrira tout le reste.</w:t>
       </w:r>
     </w:p>
     <w:p>
